--- a/templates/cv-template.docx
+++ b/templates/cv-template.docx
@@ -45,6 +45,144 @@
           <w:szCs w:val="18"/>
         </w:rPr>
         <w:t xml:space="preserve">{contactLine}</w:t>
+      </w:r>
+    </w:p>
+    <w:p>
+      <w:r>
+        <w:t xml:space="preserve">{#hasHighlights}</w:t>
+      </w:r>
+    </w:p>
+    <w:p>
+      <w:pPr>
+        <w:pStyle w:val="Body"/>
+        <w:keepNext/>
+        <w:tabs>
+          <w:tab w:val="left" w:pos="2410"/>
+          <w:tab w:val="left" w:pos="4820"/>
+          <w:tab w:val="left" w:pos="7230"/>
+        </w:tabs>
+        <w:spacing w:after="0"/>
+      </w:pPr>
+      <w:r>
+        <w:rPr>
+          <w:rFonts w:ascii="Geist" w:hAnsi="Geist" w:cs="Geist"/>
+          <w:b/>
+          <w:spacing w:val="-10"/>
+          <w:sz w:val="32"/>
+          <w:szCs w:val="32"/>
+        </w:rPr>
+        <w:t xml:space="preserve">{h1value}</w:t>
+      </w:r>
+      <w:r>
+        <w:tab/>
+      </w:r>
+      <w:r>
+        <w:rPr>
+          <w:rFonts w:ascii="Geist" w:hAnsi="Geist" w:cs="Geist"/>
+          <w:b/>
+          <w:spacing w:val="-10"/>
+          <w:sz w:val="32"/>
+          <w:szCs w:val="32"/>
+        </w:rPr>
+        <w:t xml:space="preserve">{h2value}</w:t>
+      </w:r>
+      <w:r>
+        <w:tab/>
+      </w:r>
+      <w:r>
+        <w:rPr>
+          <w:rFonts w:ascii="Geist" w:hAnsi="Geist" w:cs="Geist"/>
+          <w:b/>
+          <w:spacing w:val="-10"/>
+          <w:sz w:val="32"/>
+          <w:szCs w:val="32"/>
+        </w:rPr>
+        <w:t xml:space="preserve">{h3value}</w:t>
+      </w:r>
+      <w:r>
+        <w:tab/>
+      </w:r>
+      <w:r>
+        <w:rPr>
+          <w:rFonts w:ascii="Geist" w:hAnsi="Geist" w:cs="Geist"/>
+          <w:b/>
+          <w:spacing w:val="-10"/>
+          <w:sz w:val="32"/>
+          <w:szCs w:val="32"/>
+        </w:rPr>
+        <w:t xml:space="preserve">{h4value}</w:t>
+      </w:r>
+    </w:p>
+    <w:p>
+      <w:pPr>
+        <w:pStyle w:val="Body"/>
+        <w:pBdr>
+          <w:bottom w:val="single" w:sz="4" w:space="8" w:color="C8C8CE"/>
+        </w:pBdr>
+        <w:tabs>
+          <w:tab w:val="left" w:pos="2410"/>
+          <w:tab w:val="left" w:pos="4820"/>
+          <w:tab w:val="left" w:pos="7230"/>
+        </w:tabs>
+        <w:spacing w:after="260"/>
+      </w:pPr>
+      <w:r>
+        <w:rPr>
+          <w:rFonts w:ascii="Geist" w:hAnsi="Geist" w:cs="Geist"/>
+          <w:caps/>
+          <w:color w:val="8A8A9C"/>
+          <w:spacing w:val="24"/>
+          <w:sz w:val="15"/>
+          <w:szCs w:val="15"/>
+        </w:rPr>
+        <w:t xml:space="preserve">{h1label}</w:t>
+      </w:r>
+      <w:r>
+        <w:tab/>
+      </w:r>
+      <w:r>
+        <w:rPr>
+          <w:rFonts w:ascii="Geist" w:hAnsi="Geist" w:cs="Geist"/>
+          <w:caps/>
+          <w:color w:val="8A8A9C"/>
+          <w:spacing w:val="24"/>
+          <w:sz w:val="15"/>
+          <w:szCs w:val="15"/>
+        </w:rPr>
+        <w:t xml:space="preserve">{h2label}</w:t>
+      </w:r>
+      <w:r>
+        <w:tab/>
+      </w:r>
+      <w:r>
+        <w:rPr>
+          <w:rFonts w:ascii="Geist" w:hAnsi="Geist" w:cs="Geist"/>
+          <w:caps/>
+          <w:color w:val="8A8A9C"/>
+          <w:spacing w:val="24"/>
+          <w:sz w:val="15"/>
+          <w:szCs w:val="15"/>
+        </w:rPr>
+        <w:t xml:space="preserve">{h3label}</w:t>
+      </w:r>
+      <w:r>
+        <w:tab/>
+      </w:r>
+      <w:r>
+        <w:rPr>
+          <w:rFonts w:ascii="Geist" w:hAnsi="Geist" w:cs="Geist"/>
+          <w:caps/>
+          <w:color w:val="8A8A9C"/>
+          <w:spacing w:val="24"/>
+          <w:sz w:val="15"/>
+          <w:szCs w:val="15"/>
+        </w:rPr>
+        <w:t xml:space="preserve">{h4label}</w:t>
+      </w:r>
+    </w:p>
+    <w:p>
+      <w:r>
+        <w:t xml:space="preserve">{/hasHighlights}</w:t>
       </w:r>
     </w:p>
     <w:p>
